--- a/belgeler/10_TEKNIK_PROJE_ACIKLAMA_RAPORU.docx
+++ b/belgeler/10_TEKNIK_PROJE_ACIKLAMA_RAPORU.docx
@@ -4283,7 +4283,7 @@
                 <w:color w:val="000000"/>
                 <w:sz w:val="16"/>
               </w:rPr>
-              <w:t>2.035.075,56</w:t>
+              <w:t>2.013.625,24</w:t>
             </w:r>
           </w:p>
         </w:tc>
@@ -4339,7 +4339,7 @@
                 <w:color w:val="000000"/>
                 <w:sz w:val="16"/>
               </w:rPr>
-              <w:t>15.774.454,50</w:t>
+              <w:t>15.753.004,18</w:t>
             </w:r>
           </w:p>
         </w:tc>
@@ -4451,7 +4451,7 @@
                 <w:color w:val="000000"/>
                 <w:sz w:val="16"/>
               </w:rPr>
-              <w:t>18.660.301,71</w:t>
+              <w:t>18.638.851,39</w:t>
             </w:r>
           </w:p>
         </w:tc>

--- a/belgeler/10_TEKNIK_PROJE_ACIKLAMA_RAPORU.docx
+++ b/belgeler/10_TEKNIK_PROJE_ACIKLAMA_RAPORU.docx
@@ -4283,7 +4283,7 @@
                 <w:color w:val="000000"/>
                 <w:sz w:val="16"/>
               </w:rPr>
-              <w:t>2.013.625,24</w:t>
+              <w:t>2.035.075,56</w:t>
             </w:r>
           </w:p>
         </w:tc>
@@ -4339,7 +4339,7 @@
                 <w:color w:val="000000"/>
                 <w:sz w:val="16"/>
               </w:rPr>
-              <w:t>15.753.004,18</w:t>
+              <w:t>15.774.454,50</w:t>
             </w:r>
           </w:p>
         </w:tc>
@@ -4451,7 +4451,7 @@
                 <w:color w:val="000000"/>
                 <w:sz w:val="16"/>
               </w:rPr>
-              <w:t>18.638.851,39</w:t>
+              <w:t>18.660.301,71</w:t>
             </w:r>
           </w:p>
         </w:tc>

--- a/belgeler/10_TEKNIK_PROJE_ACIKLAMA_RAPORU.docx
+++ b/belgeler/10_TEKNIK_PROJE_ACIKLAMA_RAPORU.docx
@@ -4283,7 +4283,7 @@
                 <w:color w:val="000000"/>
                 <w:sz w:val="16"/>
               </w:rPr>
-              <w:t>2.035.075,56</w:t>
+              <w:t>1.980.813,56</w:t>
             </w:r>
           </w:p>
         </w:tc>
@@ -4339,7 +4339,7 @@
                 <w:color w:val="000000"/>
                 <w:sz w:val="16"/>
               </w:rPr>
-              <w:t>15.774.454,50</w:t>
+              <w:t>15.720.192,50</w:t>
             </w:r>
           </w:p>
         </w:tc>
@@ -4451,7 +4451,7 @@
                 <w:color w:val="000000"/>
                 <w:sz w:val="16"/>
               </w:rPr>
-              <w:t>18.660.301,71</w:t>
+              <w:t>18.606.039,71</w:t>
             </w:r>
           </w:p>
         </w:tc>

--- a/belgeler/10_TEKNIK_PROJE_ACIKLAMA_RAPORU.docx
+++ b/belgeler/10_TEKNIK_PROJE_ACIKLAMA_RAPORU.docx
@@ -4395,7 +4395,7 @@
                 <w:color w:val="000000"/>
                 <w:sz w:val="16"/>
               </w:rPr>
-              <w:t>2.885.847,21</w:t>
+              <w:t>3.892.868,60</w:t>
             </w:r>
           </w:p>
         </w:tc>
@@ -4451,7 +4451,7 @@
                 <w:color w:val="000000"/>
                 <w:sz w:val="16"/>
               </w:rPr>
-              <w:t>18.606.039,71</w:t>
+              <w:t>19.613.061,10</w:t>
             </w:r>
           </w:p>
         </w:tc>

--- a/belgeler/10_TEKNIK_PROJE_ACIKLAMA_RAPORU.docx
+++ b/belgeler/10_TEKNIK_PROJE_ACIKLAMA_RAPORU.docx
@@ -4395,7 +4395,7 @@
                 <w:color w:val="000000"/>
                 <w:sz w:val="16"/>
               </w:rPr>
-              <w:t>3.892.868,60</w:t>
+              <w:t>3.784.288,46</w:t>
             </w:r>
           </w:p>
         </w:tc>
@@ -4451,7 +4451,7 @@
                 <w:color w:val="000000"/>
                 <w:sz w:val="16"/>
               </w:rPr>
-              <w:t>19.613.061,10</w:t>
+              <w:t>19.504.480,96</w:t>
             </w:r>
           </w:p>
         </w:tc>

--- a/belgeler/10_TEKNIK_PROJE_ACIKLAMA_RAPORU.docx
+++ b/belgeler/10_TEKNIK_PROJE_ACIKLAMA_RAPORU.docx
@@ -4395,7 +4395,7 @@
                 <w:color w:val="000000"/>
                 <w:sz w:val="16"/>
               </w:rPr>
-              <w:t>3.784.288,46</w:t>
+              <w:t>3.784.288,48</w:t>
             </w:r>
           </w:p>
         </w:tc>
@@ -4451,7 +4451,7 @@
                 <w:color w:val="000000"/>
                 <w:sz w:val="16"/>
               </w:rPr>
-              <w:t>19.504.480,96</w:t>
+              <w:t>19.504.480,98</w:t>
             </w:r>
           </w:p>
         </w:tc>

--- a/belgeler/10_TEKNIK_PROJE_ACIKLAMA_RAPORU.docx
+++ b/belgeler/10_TEKNIK_PROJE_ACIKLAMA_RAPORU.docx
@@ -3132,7 +3132,7 @@
           <w:color w:val="000000"/>
           <w:sz w:val="18"/>
         </w:rPr>
-        <w:t xml:space="preserve"> Kümes blokları 50/60 cm kesitli şerit temel ve 30/30 cm bağ kirişi ile oturmakta, temel altında 10 cm C 16/20 grobeton bulunmaktadır. Zemin döşemesi 15 cm C 25/30 betonarme olup Q188 çelik hasır ile donatılmıştır. Beton sınıfı C 25/30, donatı B420C'dir.</w:t>
+        <w:t xml:space="preserve"> Kümes blokları 50/60 cm kesitli şerit temel üzerine oturur: aks 4 boyunca T1 boyuna temeli (78,55 m), aks 1 ile aks 3 arasında A…V akslarında T2…T22 enine temelleri (21 x 9,75 m). Temeller 30/30 cm bağ kirişleriyle bağlanmıştır — aks 1, 2 ve 3 hatlarında BK1…BK60, aks 3 ile aks 4 arasında BK61…BK81. Aks 4'te S101…S121 betonarme kolonları (50/50, -0,80 kotundan 0,00'a; 24ø16 boyuna donatı, ø8 etriye) bulunur; aks 1, 2 ve 3'te üstyapının çelik kolonları doğrudan temele ankrajlanır. Temel üst kotu -0,80, alt kotu -1,40; bağ kirişleri -0,30 / -0,60 kotları arasındadır ve her ikisinin altında 10 cm C 16/20 grobeton vardır. Zemin döşemesi 15 cm C 25/30 betonarme olup Q188 çelik hasır ile donatılmıştır. Beton sınıfı C 25/30, donatı B420C'dir.</w:t>
       </w:r>
     </w:p>
     <w:p>
@@ -3391,7 +3391,7 @@
           <w:color w:val="000000"/>
           <w:sz w:val="18"/>
         </w:rPr>
-        <w:t xml:space="preserve"> Ölçüler mimari ve betonarme paftalardan alınmıştır. Kümes temellerinin beton, kalıp ve donatı miktarları doğrudan betonarme paftasındaki METRAJ tablosundan alınmış (blok başına kalıp 551,26 m², beton 115,71 m³, ø6-12 4.159,89 kg, ø14-50 7.287,50 kg) ve bağımsız hesapla kontrol edilmiştir; şerit temel ile bağ kirişi üzerinden hesaplanan 113,64 m³ ile proje tablosundaki 115,71 m³ arasındaki %1,8 fark, kolon guseleri ve temel taşmalarıyla açıklanmaktadır.</w:t>
+        <w:t xml:space="preserve"> Ölçüler mimari ve betonarme paftalardan alınmıştır. Kümes temellerinin beton, kalıp ve donatı miktarları doğrudan betonarme paftasındaki METRAJ tablosundan alınmış (blok başına kalıp 551,26 m², beton 115,71 m³, ø6-12 4.159,89 kg, ø14-50 7.287,50 kg) ve bağımsız hesapla kontrol edilmiştir. TEMEL APLİKASYON PLANI'nın son hâli üzerinden yapılan yeniden ölçüm blok başına 113,80 m³ beton ve 537,63 m² kalıp vermektedir; proje tablosundaki 115,71 m³ ve 551,26 m² ile arasındaki fark (1,91 m³ ve 13,63 m²), temellerin aks dışına taşan 0,25 m'lik uçları, kolon guseleri ve birleşim bölgeleridir ve metraj cetvelinde ayrı satır olarak gösterilmiştir. Bağlayıcı miktar projenin kendi METRAJ tablosudur.</w:t>
       </w:r>
     </w:p>
     <w:p>

--- a/belgeler/10_TEKNIK_PROJE_ACIKLAMA_RAPORU.docx
+++ b/belgeler/10_TEKNIK_PROJE_ACIKLAMA_RAPORU.docx
@@ -2791,7 +2791,7 @@
                 <w:color w:val="000000"/>
                 <w:sz w:val="16"/>
               </w:rPr>
-              <w:t>5,00</w:t>
+              <w:t>1,50</w:t>
             </w:r>
           </w:p>
         </w:tc>
